--- a/docs/assignments/lab-11/lab11-report-template.docx
+++ b/docs/assignments/lab-11/lab11-report-template.docx
@@ -170,7 +170,7 @@
           <w:sz w:val="48"/>
           <w:szCs w:val="48"/>
         </w:rPr>
-        <w:t xml:space="preserve">Lab 11: Least Cost Path Power Line Analysis</w:t>
+        <w:t xml:space="preserve">Lab 11: Fire Response Coverage, a Network Analysis</w:t>
       </w:r>
     </w:p>
     <w:p>
@@ -184,7 +184,7 @@
           <w:sz w:val="32"/>
           <w:szCs w:val="32"/>
         </w:rPr>
-        <w:t xml:space="preserve">A least-cost route for a power line from Spanish Fork Canyon to Bluffdale</w:t>
+        <w:t xml:space="preserve">Who in Utah County lives more than four minutes’ drive from a fire station</w:t>
       </w:r>
     </w:p>
     <w:p>
@@ -361,7 +361,7 @@
           <w:sz w:val="19"/>
           <w:szCs w:val="19"/>
         </w:rPr>
-        <w:t xml:space="preserve">Rubric: the requirements of the project and your approach to solving it, in your own words (2 points). Two or three paragraphs. Say what you set out to route and how you went about it — not a retelling of the step-by-step. If you built the model without the step-by-step instructions, say so here.</w:t>
+        <w:t xml:space="preserve">Rubric: the requirements of the project and your approach to solving it, in your own words (2 points). Two or three paragraphs. Say what you set out to measure and how you went about it — not a retelling of the step-by-step. If you built the model without the step-by-step instructions, say so here.</w:t>
       </w:r>
     </w:p>
     <w:p>
@@ -406,7 +406,7 @@
           <w:sz w:val="19"/>
           <w:szCs w:val="19"/>
         </w:rPr>
-        <w:t xml:space="preserve">Rubric: the three metadata values and what each means for your route (2 points). Read them yourself on the UGRC pages and services linked in the Data section and in READ-ME-FIRST.txt — do not copy them from Figure A.</w:t>
+        <w:t xml:space="preserve">Rubric: the three metadata values and what each means for your count (2 points). Read them yourself on the UGRC pages and services linked in the Data section and in READ-ME-FIRST.txt — do not copy them from Figure A.</w:t>
       </w:r>
     </w:p>
     <w:p>
@@ -513,7 +513,7 @@
                 <w:sz w:val="19"/>
                 <w:szCs w:val="19"/>
               </w:rPr>
-              <w:t xml:space="preserve">What it means for your route</w:t>
+              <w:t xml:space="preserve">What it means for your count</w:t>
             </w:r>
           </w:p>
         </w:tc>
@@ -539,7 +539,7 @@
                 <w:sz w:val="19"/>
                 <w:szCs w:val="19"/>
               </w:rPr>
-              <w:t xml:space="preserve">Roads: the “Last Update” date</w:t>
+              <w:t xml:space="preserve">Fire stations: the “Last Update” date</w:t>
             </w:r>
           </w:p>
         </w:tc>
@@ -608,7 +608,7 @@
                 <w:sz w:val="19"/>
                 <w:szCs w:val="19"/>
               </w:rPr>
-              <w:t xml:space="preserve">City limits: what the layer is for</w:t>
+              <w:t xml:space="preserve">Road network: what UGRC’s minutes were estimated from</w:t>
             </w:r>
           </w:p>
         </w:tc>
@@ -678,7 +678,7 @@
                 <w:sz w:val="19"/>
                 <w:szCs w:val="19"/>
               </w:rPr>
-              <w:t xml:space="preserve">Power lines: what the metadata does and does not say</w:t>
+              <w:t xml:space="preserve">Census blocks: what the layer’s description says</w:t>
             </w:r>
           </w:p>
         </w:tc>
@@ -739,7 +739,7 @@
           <w:sz w:val="19"/>
           <w:szCs w:val="19"/>
         </w:rPr>
-        <w:t xml:space="preserve">Table 1. Metadata for the roads, the city limits and the power lines.</w:t>
+        <w:t xml:space="preserve">Table 1. Metadata for the fire stations, the road network and the Census blocks.</w:t>
       </w:r>
     </w:p>
     <w:p>
@@ -770,7 +770,7 @@
           <w:sz w:val="19"/>
           <w:szCs w:val="19"/>
         </w:rPr>
-        <w:t xml:space="preserve">Rubric: a description a reader could repeat from — each tool and its settings, the six Select expressions, the four score tables, the Raster Calculator expression, and every input, intermediate and output dataset with its type (2 points). Fill one row per tool, in the order they run.</w:t>
+        <w:t xml:space="preserve">Rubric: a description a reader could repeat from — each tool and its settings (the cutoff, the travel direction, the polygon options, the search tolerance, the selection relationship and its inversion, the buffer distance and dissolve), and every input, intermediate and output dataset with its type (2 points). Fill one row per tool, in the order they run.</w:t>
       </w:r>
     </w:p>
     <w:p>
@@ -953,7 +953,7 @@
                 <w:sz w:val="19"/>
                 <w:szCs w:val="19"/>
               </w:rPr>
-              <w:t xml:space="preserve">Select (six: roads, lakes, streams, power lines, source, destination)</w:t>
+              <w:t xml:space="preserve">Make Service Area Analysis Layer</w:t>
             </w:r>
           </w:p>
         </w:tc>
@@ -1064,7 +1064,7 @@
                 <w:sz w:val="19"/>
                 <w:szCs w:val="19"/>
               </w:rPr>
-              <w:t xml:space="preserve">Slope</w:t>
+              <w:t xml:space="preserve">Add Locations</w:t>
             </w:r>
           </w:p>
         </w:tc>
@@ -1178,7 +1178,7 @@
                 <w:sz w:val="19"/>
                 <w:szCs w:val="19"/>
               </w:rPr>
-              <w:t xml:space="preserve">Distance Accumulation (roads, cities, lines)</w:t>
+              <w:t xml:space="preserve">Solve</w:t>
             </w:r>
           </w:p>
         </w:tc>
@@ -1289,7 +1289,7 @@
                 <w:sz w:val="19"/>
                 <w:szCs w:val="19"/>
               </w:rPr>
-              <w:t xml:space="preserve">Reclassify (four scores)</w:t>
+              <w:t xml:space="preserve">Select Data + Copy Features (Served_Area)</w:t>
             </w:r>
           </w:p>
         </w:tc>
@@ -1403,7 +1403,7 @@
                 <w:sz w:val="19"/>
                 <w:szCs w:val="19"/>
               </w:rPr>
-              <w:t xml:space="preserve">Polyline to Raster</w:t>
+              <w:t xml:space="preserve">Make Feature Layer (Blocks_Net)</w:t>
             </w:r>
           </w:p>
         </w:tc>
@@ -1514,7 +1514,7 @@
                 <w:sz w:val="19"/>
                 <w:szCs w:val="19"/>
               </w:rPr>
-              <w:t xml:space="preserve">Raster Calculator (cost)</w:t>
+              <w:t xml:space="preserve">Select Layer By Location (network)</w:t>
             </w:r>
           </w:p>
         </w:tc>
@@ -1628,7 +1628,7 @@
                 <w:sz w:val="19"/>
                 <w:szCs w:val="19"/>
               </w:rPr>
-              <w:t xml:space="preserve">Distance Accumulation (route)</w:t>
+              <w:t xml:space="preserve">Copy Features + Summary Statistics (network)</w:t>
             </w:r>
           </w:p>
         </w:tc>
@@ -1739,7 +1739,7 @@
                 <w:sz w:val="19"/>
                 <w:szCs w:val="19"/>
               </w:rPr>
-              <w:t xml:space="preserve">Optimal Path As Line</w:t>
+              <w:t xml:space="preserve">Buffer (Crow_Area)</w:t>
             </w:r>
           </w:p>
         </w:tc>
@@ -1813,6 +1813,341 @@
           <w:tcPr>
             <w:tcW w:type="dxa" w:w="1260"/>
             <w:shd w:fill="F2F2F2" w:color="auto" w:val="clear"/>
+            <w:tcMar>
+              <w:top w:type="dxa" w:w="90"/>
+              <w:left w:type="dxa" w:w="120"/>
+              <w:bottom w:type="dxa" w:w="90"/>
+              <w:right w:type="dxa" w:w="120"/>
+            </w:tcMar>
+          </w:tcPr>
+          <w:p>
+            <w:r>
+              <w:rPr>
+                <w:color w:val="767171"/>
+                <w:sz w:val="19"/>
+                <w:szCs w:val="19"/>
+              </w:rPr>
+              <w:t xml:space="preserve"> </w:t>
+            </w:r>
+          </w:p>
+        </w:tc>
+      </w:tr>
+      <w:tr>
+        <w:trPr>
+          <w:cantSplit/>
+        </w:trPr>
+        <w:tc>
+          <w:tcPr>
+            <w:tcW w:type="dxa" w:w="2300"/>
+            <w:tcMar>
+              <w:top w:type="dxa" w:w="90"/>
+              <w:left w:type="dxa" w:w="120"/>
+              <w:bottom w:type="dxa" w:w="90"/>
+              <w:right w:type="dxa" w:w="120"/>
+            </w:tcMar>
+          </w:tcPr>
+          <w:p>
+            <w:r>
+              <w:rPr>
+                <w:color w:val="000000"/>
+                <w:sz w:val="19"/>
+                <w:szCs w:val="19"/>
+              </w:rPr>
+              <w:t xml:space="preserve">Make Feature Layer (Blocks_Crow)</w:t>
+            </w:r>
+          </w:p>
+        </w:tc>
+        <w:tc>
+          <w:tcPr>
+            <w:tcW w:type="dxa" w:w="2100"/>
+            <w:tcMar>
+              <w:top w:type="dxa" w:w="90"/>
+              <w:left w:type="dxa" w:w="120"/>
+              <w:bottom w:type="dxa" w:w="90"/>
+              <w:right w:type="dxa" w:w="120"/>
+            </w:tcMar>
+          </w:tcPr>
+          <w:p>
+            <w:r>
+              <w:rPr>
+                <w:color w:val="767171"/>
+                <w:sz w:val="19"/>
+                <w:szCs w:val="19"/>
+              </w:rPr>
+              <w:t xml:space="preserve"> </w:t>
+            </w:r>
+          </w:p>
+        </w:tc>
+        <w:tc>
+          <w:tcPr>
+            <w:tcW w:type="dxa" w:w="2000"/>
+            <w:tcMar>
+              <w:top w:type="dxa" w:w="90"/>
+              <w:left w:type="dxa" w:w="120"/>
+              <w:bottom w:type="dxa" w:w="90"/>
+              <w:right w:type="dxa" w:w="120"/>
+            </w:tcMar>
+          </w:tcPr>
+          <w:p>
+            <w:r>
+              <w:rPr>
+                <w:color w:val="767171"/>
+                <w:sz w:val="19"/>
+                <w:szCs w:val="19"/>
+              </w:rPr>
+              <w:t xml:space="preserve"> </w:t>
+            </w:r>
+          </w:p>
+        </w:tc>
+        <w:tc>
+          <w:tcPr>
+            <w:tcW w:type="dxa" w:w="1700"/>
+            <w:tcMar>
+              <w:top w:type="dxa" w:w="90"/>
+              <w:left w:type="dxa" w:w="120"/>
+              <w:bottom w:type="dxa" w:w="90"/>
+              <w:right w:type="dxa" w:w="120"/>
+            </w:tcMar>
+          </w:tcPr>
+          <w:p>
+            <w:r>
+              <w:rPr>
+                <w:color w:val="767171"/>
+                <w:sz w:val="19"/>
+                <w:szCs w:val="19"/>
+              </w:rPr>
+              <w:t xml:space="preserve"> </w:t>
+            </w:r>
+          </w:p>
+        </w:tc>
+        <w:tc>
+          <w:tcPr>
+            <w:tcW w:type="dxa" w:w="1260"/>
+            <w:tcMar>
+              <w:top w:type="dxa" w:w="90"/>
+              <w:left w:type="dxa" w:w="120"/>
+              <w:bottom w:type="dxa" w:w="90"/>
+              <w:right w:type="dxa" w:w="120"/>
+            </w:tcMar>
+          </w:tcPr>
+          <w:p>
+            <w:r>
+              <w:rPr>
+                <w:color w:val="767171"/>
+                <w:sz w:val="19"/>
+                <w:szCs w:val="19"/>
+              </w:rPr>
+              <w:t xml:space="preserve"> </w:t>
+            </w:r>
+          </w:p>
+        </w:tc>
+      </w:tr>
+      <w:tr>
+        <w:trPr>
+          <w:cantSplit/>
+        </w:trPr>
+        <w:tc>
+          <w:tcPr>
+            <w:tcW w:type="dxa" w:w="2300"/>
+            <w:shd w:fill="F2F2F2" w:color="auto" w:val="clear"/>
+            <w:tcMar>
+              <w:top w:type="dxa" w:w="90"/>
+              <w:left w:type="dxa" w:w="120"/>
+              <w:bottom w:type="dxa" w:w="90"/>
+              <w:right w:type="dxa" w:w="120"/>
+            </w:tcMar>
+          </w:tcPr>
+          <w:p>
+            <w:r>
+              <w:rPr>
+                <w:color w:val="000000"/>
+                <w:sz w:val="19"/>
+                <w:szCs w:val="19"/>
+              </w:rPr>
+              <w:t xml:space="preserve">Select Layer By Location (buffer)</w:t>
+            </w:r>
+          </w:p>
+        </w:tc>
+        <w:tc>
+          <w:tcPr>
+            <w:tcW w:type="dxa" w:w="2100"/>
+            <w:shd w:fill="F2F2F2" w:color="auto" w:val="clear"/>
+            <w:tcMar>
+              <w:top w:type="dxa" w:w="90"/>
+              <w:left w:type="dxa" w:w="120"/>
+              <w:bottom w:type="dxa" w:w="90"/>
+              <w:right w:type="dxa" w:w="120"/>
+            </w:tcMar>
+          </w:tcPr>
+          <w:p>
+            <w:r>
+              <w:rPr>
+                <w:color w:val="767171"/>
+                <w:sz w:val="19"/>
+                <w:szCs w:val="19"/>
+              </w:rPr>
+              <w:t xml:space="preserve"> </w:t>
+            </w:r>
+          </w:p>
+        </w:tc>
+        <w:tc>
+          <w:tcPr>
+            <w:tcW w:type="dxa" w:w="2000"/>
+            <w:shd w:fill="F2F2F2" w:color="auto" w:val="clear"/>
+            <w:tcMar>
+              <w:top w:type="dxa" w:w="90"/>
+              <w:left w:type="dxa" w:w="120"/>
+              <w:bottom w:type="dxa" w:w="90"/>
+              <w:right w:type="dxa" w:w="120"/>
+            </w:tcMar>
+          </w:tcPr>
+          <w:p>
+            <w:r>
+              <w:rPr>
+                <w:color w:val="767171"/>
+                <w:sz w:val="19"/>
+                <w:szCs w:val="19"/>
+              </w:rPr>
+              <w:t xml:space="preserve"> </w:t>
+            </w:r>
+          </w:p>
+        </w:tc>
+        <w:tc>
+          <w:tcPr>
+            <w:tcW w:type="dxa" w:w="1700"/>
+            <w:shd w:fill="F2F2F2" w:color="auto" w:val="clear"/>
+            <w:tcMar>
+              <w:top w:type="dxa" w:w="90"/>
+              <w:left w:type="dxa" w:w="120"/>
+              <w:bottom w:type="dxa" w:w="90"/>
+              <w:right w:type="dxa" w:w="120"/>
+            </w:tcMar>
+          </w:tcPr>
+          <w:p>
+            <w:r>
+              <w:rPr>
+                <w:color w:val="767171"/>
+                <w:sz w:val="19"/>
+                <w:szCs w:val="19"/>
+              </w:rPr>
+              <w:t xml:space="preserve"> </w:t>
+            </w:r>
+          </w:p>
+        </w:tc>
+        <w:tc>
+          <w:tcPr>
+            <w:tcW w:type="dxa" w:w="1260"/>
+            <w:shd w:fill="F2F2F2" w:color="auto" w:val="clear"/>
+            <w:tcMar>
+              <w:top w:type="dxa" w:w="90"/>
+              <w:left w:type="dxa" w:w="120"/>
+              <w:bottom w:type="dxa" w:w="90"/>
+              <w:right w:type="dxa" w:w="120"/>
+            </w:tcMar>
+          </w:tcPr>
+          <w:p>
+            <w:r>
+              <w:rPr>
+                <w:color w:val="767171"/>
+                <w:sz w:val="19"/>
+                <w:szCs w:val="19"/>
+              </w:rPr>
+              <w:t xml:space="preserve"> </w:t>
+            </w:r>
+          </w:p>
+        </w:tc>
+      </w:tr>
+      <w:tr>
+        <w:trPr>
+          <w:cantSplit/>
+        </w:trPr>
+        <w:tc>
+          <w:tcPr>
+            <w:tcW w:type="dxa" w:w="2300"/>
+            <w:tcMar>
+              <w:top w:type="dxa" w:w="90"/>
+              <w:left w:type="dxa" w:w="120"/>
+              <w:bottom w:type="dxa" w:w="90"/>
+              <w:right w:type="dxa" w:w="120"/>
+            </w:tcMar>
+          </w:tcPr>
+          <w:p>
+            <w:r>
+              <w:rPr>
+                <w:color w:val="000000"/>
+                <w:sz w:val="19"/>
+                <w:szCs w:val="19"/>
+              </w:rPr>
+              <w:t xml:space="preserve">Copy Features + Summary Statistics (buffer)</w:t>
+            </w:r>
+          </w:p>
+        </w:tc>
+        <w:tc>
+          <w:tcPr>
+            <w:tcW w:type="dxa" w:w="2100"/>
+            <w:tcMar>
+              <w:top w:type="dxa" w:w="90"/>
+              <w:left w:type="dxa" w:w="120"/>
+              <w:bottom w:type="dxa" w:w="90"/>
+              <w:right w:type="dxa" w:w="120"/>
+            </w:tcMar>
+          </w:tcPr>
+          <w:p>
+            <w:r>
+              <w:rPr>
+                <w:color w:val="767171"/>
+                <w:sz w:val="19"/>
+                <w:szCs w:val="19"/>
+              </w:rPr>
+              <w:t xml:space="preserve"> </w:t>
+            </w:r>
+          </w:p>
+        </w:tc>
+        <w:tc>
+          <w:tcPr>
+            <w:tcW w:type="dxa" w:w="2000"/>
+            <w:tcMar>
+              <w:top w:type="dxa" w:w="90"/>
+              <w:left w:type="dxa" w:w="120"/>
+              <w:bottom w:type="dxa" w:w="90"/>
+              <w:right w:type="dxa" w:w="120"/>
+            </w:tcMar>
+          </w:tcPr>
+          <w:p>
+            <w:r>
+              <w:rPr>
+                <w:color w:val="767171"/>
+                <w:sz w:val="19"/>
+                <w:szCs w:val="19"/>
+              </w:rPr>
+              <w:t xml:space="preserve"> </w:t>
+            </w:r>
+          </w:p>
+        </w:tc>
+        <w:tc>
+          <w:tcPr>
+            <w:tcW w:type="dxa" w:w="1700"/>
+            <w:tcMar>
+              <w:top w:type="dxa" w:w="90"/>
+              <w:left w:type="dxa" w:w="120"/>
+              <w:bottom w:type="dxa" w:w="90"/>
+              <w:right w:type="dxa" w:w="120"/>
+            </w:tcMar>
+          </w:tcPr>
+          <w:p>
+            <w:r>
+              <w:rPr>
+                <w:color w:val="767171"/>
+                <w:sz w:val="19"/>
+                <w:szCs w:val="19"/>
+              </w:rPr>
+              <w:t xml:space="preserve"> </w:t>
+            </w:r>
+          </w:p>
+        </w:tc>
+        <w:tc>
+          <w:tcPr>
+            <w:tcW w:type="dxa" w:w="1260"/>
             <w:tcMar>
               <w:top w:type="dxa" w:w="90"/>
               <w:left w:type="dxa" w:w="120"/>
@@ -1957,7 +2292,7 @@
           <w:sz w:val="19"/>
           <w:szCs w:val="19"/>
         </w:rPr>
-        <w:t xml:space="preserve">Rubric: a screen capture of the tool dialog with the two weights and the route exposed as parameters (2 points).</w:t>
+        <w:t xml:space="preserve">Rubric: a screen capture of the tool dialog with the cutoff and the buffer distance exposed as parameters (2 points).</w:t>
       </w:r>
     </w:p>
     <w:tbl>
@@ -2018,7 +2353,7 @@
           <w:sz w:val="19"/>
           <w:szCs w:val="19"/>
         </w:rPr>
-        <w:t xml:space="preserve">Figure 2. The model’s tool dialog, with the two weights and the route exposed.</w:t>
+        <w:t xml:space="preserve">Figure 2. The model’s tool dialog, with the cutoff and the buffer distance exposed.</w:t>
       </w:r>
     </w:p>
     <w:p>
@@ -2049,7 +2384,7 @@
           <w:sz w:val="19"/>
           <w:szCs w:val="19"/>
         </w:rPr>
-        <w:t xml:space="preserve">Rubric: your check values from Steps 1 to 7 (1 point); they also show the model works (part of its 4 points). These come from the default weights, 1 and 1.</w:t>
+        <w:t xml:space="preserve">Rubric: your check values from Steps 0 to 6 (1 point); they also show the model works (part of its 4 points). These come from the defaults, 4 minutes and 3.75 km.</w:t>
       </w:r>
     </w:p>
     <w:p>
@@ -2157,7 +2492,7 @@
                 <w:sz w:val="19"/>
                 <w:szCs w:val="19"/>
               </w:rPr>
-              <w:t xml:space="preserve">Major_Roads, Major_Lakes, Major_Streams, Existing_Lines (features)</w:t>
+              <w:t xml:space="preserve">Roads, junctions, stations, blocks (features)</w:t>
             </w:r>
           </w:p>
         </w:tc>
@@ -2205,7 +2540,7 @@
                 <w:sz w:val="19"/>
                 <w:szCs w:val="19"/>
               </w:rPr>
-              <w:t xml:space="preserve">Cost_Surface minimum and maximum</w:t>
+              <w:t xml:space="preserve">One-way segments</w:t>
             </w:r>
           </w:p>
         </w:tc>
@@ -2253,7 +2588,7 @@
                 <w:sz w:val="19"/>
                 <w:szCs w:val="19"/>
               </w:rPr>
-              <w:t xml:space="preserve">Route length (km)</w:t>
+              <w:t xml:space="preserve">Served area at 4 minutes (km²)</w:t>
             </w:r>
           </w:p>
         </w:tc>
@@ -2301,7 +2636,7 @@
                 <w:sz w:val="19"/>
                 <w:szCs w:val="19"/>
               </w:rPr>
-              <w:t xml:space="preserve">Accumulated cost at the destination</w:t>
+              <w:t xml:space="preserve">Blocks and people outside 4 minutes</w:t>
             </w:r>
           </w:p>
         </w:tc>
@@ -2349,7 +2684,7 @@
                 <w:sz w:val="19"/>
                 <w:szCs w:val="19"/>
               </w:rPr>
-              <w:t xml:space="preserve">Major streams crossed</w:t>
+              <w:t xml:space="preserve">Buffer area (km²) and people outside it</w:t>
             </w:r>
           </w:p>
         </w:tc>
@@ -2389,7 +2724,7 @@
           <w:sz w:val="19"/>
           <w:szCs w:val="19"/>
         </w:rPr>
-        <w:t xml:space="preserve">Table 3. Check values at the default weights.</w:t>
+        <w:t xml:space="preserve">Table 3. Check values at the defaults.</w:t>
       </w:r>
     </w:p>
     <w:p>
@@ -2405,7 +2740,7 @@
           <w:sz w:val="28"/>
           <w:szCs w:val="28"/>
         </w:rPr>
-        <w:t xml:space="preserve">5.  Where the Route Is Unrealistic</w:t>
+        <w:t xml:space="preserve">5.  Where the Straight Line Is Wrong</w:t>
       </w:r>
     </w:p>
     <w:p>
@@ -2420,7 +2755,7 @@
           <w:sz w:val="19"/>
           <w:szCs w:val="19"/>
         </w:rPr>
-        <w:t xml:space="preserve">Rubric: two places on your route, each with coordinates, a cropped figure and the reason, and what data would fix it (3 points). A general paragraph about least cost paths earns nothing here.</w:t>
+        <w:t xml:space="preserve">Rubric: two places on your map, each with coordinates, a cropped figure and the reason (3 points): places where the buffer counts people the roads do not reach in four minutes, and what the roads do there. A general paragraph about network distance earns nothing here.</w:t>
       </w:r>
     </w:p>
     <w:p>
@@ -2435,7 +2770,7 @@
           <w:sz w:val="19"/>
           <w:szCs w:val="19"/>
         </w:rPr>
-        <w:t xml:space="preserve">A crop of your route on imagery, the coordinates labeled.</w:t>
+        <w:t xml:space="preserve">A crop of the buffer edge and the four-minute area on imagery, the coordinates labeled.</w:t>
       </w:r>
     </w:p>
     <w:tbl>
@@ -2496,7 +2831,7 @@
           <w:sz w:val="19"/>
           <w:szCs w:val="19"/>
         </w:rPr>
-        <w:t xml:space="preserve">Figure 3. Place 1, where the route is unrealistic, close up.</w:t>
+        <w:t xml:space="preserve">Figure 3. Place 1, where the buffer and the network disagree, close up.</w:t>
       </w:r>
     </w:p>
     <w:p>
@@ -2593,7 +2928,7 @@
           <w:sz w:val="28"/>
           <w:szCs w:val="28"/>
         </w:rPr>
-        <w:t xml:space="preserve">6.  Testing the Weights</w:t>
+        <w:t xml:space="preserve">6.  Testing the Standard</w:t>
       </w:r>
     </w:p>
     <w:p>
@@ -2608,7 +2943,7 @@
           <w:sz w:val="19"/>
           <w:szCs w:val="19"/>
         </w:rPr>
-        <w:t xml:space="preserve">Rubric: one table with the baseline and at least five runs, including your BYU ID’s last two digits and Line_Weight, giving the weights, length, accumulated cost, crossings and the largest distance from the baseline (4 points).</w:t>
+        <w:t xml:space="preserve">Rubric: one table with the baseline and at least five runs, including your BYU ID’s last two digits and cutoff, giving the cutoff, the buffer distance, the served area, the blocks and people outside and the share of the county (4 points).</w:t>
       </w:r>
     </w:p>
     <w:p>
@@ -2641,10 +2976,10 @@
         <w:gridCol w:w="1300"/>
         <w:gridCol w:w="1150"/>
         <w:gridCol w:w="1150"/>
-        <w:gridCol w:w="1250"/>
-        <w:gridCol w:w="1600"/>
-        <w:gridCol w:w="1150"/>
-        <w:gridCol w:w="1760"/>
+        <w:gridCol w:w="1500"/>
+        <w:gridCol w:w="1350"/>
+        <w:gridCol w:w="1350"/>
+        <w:gridCol w:w="1560"/>
       </w:tblGrid>
       <w:tr>
         <w:trPr>
@@ -2695,7 +3030,7 @@
                 <w:sz w:val="19"/>
                 <w:szCs w:val="19"/>
               </w:rPr>
-              <w:t xml:space="preserve">Slope_Weight</w:t>
+              <w:t xml:space="preserve">Cutoff (min)</w:t>
             </w:r>
           </w:p>
         </w:tc>
@@ -2719,13 +3054,13 @@
                 <w:sz w:val="19"/>
                 <w:szCs w:val="19"/>
               </w:rPr>
-              <w:t xml:space="preserve">Line_Weight</w:t>
-            </w:r>
-          </w:p>
-        </w:tc>
-        <w:tc>
-          <w:tcPr>
-            <w:tcW w:type="dxa" w:w="1250"/>
+              <w:t xml:space="preserve">Buffer (km)</w:t>
+            </w:r>
+          </w:p>
+        </w:tc>
+        <w:tc>
+          <w:tcPr>
+            <w:tcW w:type="dxa" w:w="1500"/>
             <w:shd w:fill="D9E2F3" w:color="auto" w:val="clear"/>
             <w:tcMar>
               <w:top w:type="dxa" w:w="90"/>
@@ -2743,13 +3078,13 @@
                 <w:sz w:val="19"/>
                 <w:szCs w:val="19"/>
               </w:rPr>
-              <w:t xml:space="preserve">Length (km)</w:t>
-            </w:r>
-          </w:p>
-        </w:tc>
-        <w:tc>
-          <w:tcPr>
-            <w:tcW w:type="dxa" w:w="1600"/>
+              <w:t xml:space="preserve">Served area (km²)</w:t>
+            </w:r>
+          </w:p>
+        </w:tc>
+        <w:tc>
+          <w:tcPr>
+            <w:tcW w:type="dxa" w:w="1350"/>
             <w:shd w:fill="D9E2F3" w:color="auto" w:val="clear"/>
             <w:tcMar>
               <w:top w:type="dxa" w:w="90"/>
@@ -2767,13 +3102,13 @@
                 <w:sz w:val="19"/>
                 <w:szCs w:val="19"/>
               </w:rPr>
-              <w:t xml:space="preserve">Accumulated cost</w:t>
-            </w:r>
-          </w:p>
-        </w:tc>
-        <w:tc>
-          <w:tcPr>
-            <w:tcW w:type="dxa" w:w="1150"/>
+              <w:t xml:space="preserve">Blocks outside</w:t>
+            </w:r>
+          </w:p>
+        </w:tc>
+        <w:tc>
+          <w:tcPr>
+            <w:tcW w:type="dxa" w:w="1350"/>
             <w:shd w:fill="D9E2F3" w:color="auto" w:val="clear"/>
             <w:tcMar>
               <w:top w:type="dxa" w:w="90"/>
@@ -2791,13 +3126,13 @@
                 <w:sz w:val="19"/>
                 <w:szCs w:val="19"/>
               </w:rPr>
-              <w:t xml:space="preserve">Crossings</w:t>
-            </w:r>
-          </w:p>
-        </w:tc>
-        <w:tc>
-          <w:tcPr>
-            <w:tcW w:type="dxa" w:w="1760"/>
+              <w:t xml:space="preserve">People outside</w:t>
+            </w:r>
+          </w:p>
+        </w:tc>
+        <w:tc>
+          <w:tcPr>
+            <w:tcW w:type="dxa" w:w="1560"/>
             <w:shd w:fill="D9E2F3" w:color="auto" w:val="clear"/>
             <w:tcMar>
               <w:top w:type="dxa" w:w="90"/>
@@ -2815,7 +3150,7 @@
                 <w:sz w:val="19"/>
                 <w:szCs w:val="19"/>
               </w:rPr>
-              <w:t xml:space="preserve">Farthest from baseline (m)</w:t>
+              <w:t xml:space="preserve">Share of county (%)</w:t>
             </w:r>
           </w:p>
         </w:tc>
@@ -2862,7 +3197,7 @@
                 <w:sz w:val="19"/>
                 <w:szCs w:val="19"/>
               </w:rPr>
-              <w:t xml:space="preserve">1</w:t>
+              <w:t xml:space="preserve">4</w:t>
             </w:r>
           </w:p>
         </w:tc>
@@ -2883,91 +3218,91 @@
                 <w:sz w:val="19"/>
                 <w:szCs w:val="19"/>
               </w:rPr>
-              <w:t xml:space="preserve">1</w:t>
-            </w:r>
-          </w:p>
-        </w:tc>
-        <w:tc>
-          <w:tcPr>
-            <w:tcW w:type="dxa" w:w="1250"/>
-            <w:tcMar>
-              <w:top w:type="dxa" w:w="90"/>
-              <w:left w:type="dxa" w:w="120"/>
-              <w:bottom w:type="dxa" w:w="90"/>
-              <w:right w:type="dxa" w:w="120"/>
-            </w:tcMar>
-          </w:tcPr>
-          <w:p>
-            <w:r>
-              <w:rPr>
-                <w:color w:val="767171"/>
-                <w:sz w:val="19"/>
-                <w:szCs w:val="19"/>
-              </w:rPr>
-              <w:t xml:space="preserve"> </w:t>
-            </w:r>
-          </w:p>
-        </w:tc>
-        <w:tc>
-          <w:tcPr>
-            <w:tcW w:type="dxa" w:w="1600"/>
-            <w:tcMar>
-              <w:top w:type="dxa" w:w="90"/>
-              <w:left w:type="dxa" w:w="120"/>
-              <w:bottom w:type="dxa" w:w="90"/>
-              <w:right w:type="dxa" w:w="120"/>
-            </w:tcMar>
-          </w:tcPr>
-          <w:p>
-            <w:r>
-              <w:rPr>
-                <w:color w:val="767171"/>
-                <w:sz w:val="19"/>
-                <w:szCs w:val="19"/>
-              </w:rPr>
-              <w:t xml:space="preserve"> </w:t>
-            </w:r>
-          </w:p>
-        </w:tc>
-        <w:tc>
-          <w:tcPr>
-            <w:tcW w:type="dxa" w:w="1150"/>
-            <w:tcMar>
-              <w:top w:type="dxa" w:w="90"/>
-              <w:left w:type="dxa" w:w="120"/>
-              <w:bottom w:type="dxa" w:w="90"/>
-              <w:right w:type="dxa" w:w="120"/>
-            </w:tcMar>
-          </w:tcPr>
-          <w:p>
-            <w:r>
-              <w:rPr>
-                <w:color w:val="767171"/>
-                <w:sz w:val="19"/>
-                <w:szCs w:val="19"/>
-              </w:rPr>
-              <w:t xml:space="preserve"> </w:t>
-            </w:r>
-          </w:p>
-        </w:tc>
-        <w:tc>
-          <w:tcPr>
-            <w:tcW w:type="dxa" w:w="1760"/>
-            <w:tcMar>
-              <w:top w:type="dxa" w:w="90"/>
-              <w:left w:type="dxa" w:w="120"/>
-              <w:bottom w:type="dxa" w:w="90"/>
-              <w:right w:type="dxa" w:w="120"/>
-            </w:tcMar>
-          </w:tcPr>
-          <w:p>
-            <w:r>
-              <w:rPr>
-                <w:color w:val="000000"/>
-                <w:sz w:val="19"/>
-                <w:szCs w:val="19"/>
-              </w:rPr>
-              <w:t xml:space="preserve">0</w:t>
+              <w:t xml:space="preserve">3.75</w:t>
+            </w:r>
+          </w:p>
+        </w:tc>
+        <w:tc>
+          <w:tcPr>
+            <w:tcW w:type="dxa" w:w="1500"/>
+            <w:tcMar>
+              <w:top w:type="dxa" w:w="90"/>
+              <w:left w:type="dxa" w:w="120"/>
+              <w:bottom w:type="dxa" w:w="90"/>
+              <w:right w:type="dxa" w:w="120"/>
+            </w:tcMar>
+          </w:tcPr>
+          <w:p>
+            <w:r>
+              <w:rPr>
+                <w:color w:val="767171"/>
+                <w:sz w:val="19"/>
+                <w:szCs w:val="19"/>
+              </w:rPr>
+              <w:t xml:space="preserve"> </w:t>
+            </w:r>
+          </w:p>
+        </w:tc>
+        <w:tc>
+          <w:tcPr>
+            <w:tcW w:type="dxa" w:w="1350"/>
+            <w:tcMar>
+              <w:top w:type="dxa" w:w="90"/>
+              <w:left w:type="dxa" w:w="120"/>
+              <w:bottom w:type="dxa" w:w="90"/>
+              <w:right w:type="dxa" w:w="120"/>
+            </w:tcMar>
+          </w:tcPr>
+          <w:p>
+            <w:r>
+              <w:rPr>
+                <w:color w:val="767171"/>
+                <w:sz w:val="19"/>
+                <w:szCs w:val="19"/>
+              </w:rPr>
+              <w:t xml:space="preserve"> </w:t>
+            </w:r>
+          </w:p>
+        </w:tc>
+        <w:tc>
+          <w:tcPr>
+            <w:tcW w:type="dxa" w:w="1350"/>
+            <w:tcMar>
+              <w:top w:type="dxa" w:w="90"/>
+              <w:left w:type="dxa" w:w="120"/>
+              <w:bottom w:type="dxa" w:w="90"/>
+              <w:right w:type="dxa" w:w="120"/>
+            </w:tcMar>
+          </w:tcPr>
+          <w:p>
+            <w:r>
+              <w:rPr>
+                <w:color w:val="767171"/>
+                <w:sz w:val="19"/>
+                <w:szCs w:val="19"/>
+              </w:rPr>
+              <w:t xml:space="preserve"> </w:t>
+            </w:r>
+          </w:p>
+        </w:tc>
+        <w:tc>
+          <w:tcPr>
+            <w:tcW w:type="dxa" w:w="1560"/>
+            <w:tcMar>
+              <w:top w:type="dxa" w:w="90"/>
+              <w:left w:type="dxa" w:w="120"/>
+              <w:bottom w:type="dxa" w:w="90"/>
+              <w:right w:type="dxa" w:w="120"/>
+            </w:tcMar>
+          </w:tcPr>
+          <w:p>
+            <w:r>
+              <w:rPr>
+                <w:color w:val="767171"/>
+                <w:sz w:val="19"/>
+                <w:szCs w:val="19"/>
+              </w:rPr>
+              <w:t xml:space="preserve"> </w:t>
             </w:r>
           </w:p>
         </w:tc>
@@ -2994,7 +3329,7 @@
                 <w:sz w:val="19"/>
                 <w:szCs w:val="19"/>
               </w:rPr>
-              <w:t xml:space="preserve">L0</w:t>
+              <w:t xml:space="preserve">C2</w:t>
             </w:r>
           </w:p>
         </w:tc>
@@ -3016,7 +3351,7 @@
                 <w:sz w:val="19"/>
                 <w:szCs w:val="19"/>
               </w:rPr>
-              <w:t xml:space="preserve">1</w:t>
+              <w:t xml:space="preserve">2</w:t>
             </w:r>
           </w:p>
         </w:tc>
@@ -3038,13 +3373,13 @@
                 <w:sz w:val="19"/>
                 <w:szCs w:val="19"/>
               </w:rPr>
-              <w:t xml:space="preserve">0</w:t>
-            </w:r>
-          </w:p>
-        </w:tc>
-        <w:tc>
-          <w:tcPr>
-            <w:tcW w:type="dxa" w:w="1250"/>
+              <w:t xml:space="preserve">3.75</w:t>
+            </w:r>
+          </w:p>
+        </w:tc>
+        <w:tc>
+          <w:tcPr>
+            <w:tcW w:type="dxa" w:w="1500"/>
             <w:shd w:fill="F2F2F2" w:color="auto" w:val="clear"/>
             <w:tcMar>
               <w:top w:type="dxa" w:w="90"/>
@@ -3066,7 +3401,7 @@
         </w:tc>
         <w:tc>
           <w:tcPr>
-            <w:tcW w:type="dxa" w:w="1600"/>
+            <w:tcW w:type="dxa" w:w="1350"/>
             <w:shd w:fill="F2F2F2" w:color="auto" w:val="clear"/>
             <w:tcMar>
               <w:top w:type="dxa" w:w="90"/>
@@ -3088,7 +3423,7 @@
         </w:tc>
         <w:tc>
           <w:tcPr>
-            <w:tcW w:type="dxa" w:w="1150"/>
+            <w:tcW w:type="dxa" w:w="1350"/>
             <w:shd w:fill="F2F2F2" w:color="auto" w:val="clear"/>
             <w:tcMar>
               <w:top w:type="dxa" w:w="90"/>
@@ -3110,7 +3445,7 @@
         </w:tc>
         <w:tc>
           <w:tcPr>
-            <w:tcW w:type="dxa" w:w="1760"/>
+            <w:tcW w:type="dxa" w:w="1560"/>
             <w:shd w:fill="F2F2F2" w:color="auto" w:val="clear"/>
             <w:tcMar>
               <w:top w:type="dxa" w:w="90"/>
@@ -3152,7 +3487,7 @@
                 <w:sz w:val="19"/>
                 <w:szCs w:val="19"/>
               </w:rPr>
-              <w:t xml:space="preserve">L2</w:t>
+              <w:t xml:space="preserve">C6</w:t>
             </w:r>
           </w:p>
         </w:tc>
@@ -3173,7 +3508,7 @@
                 <w:sz w:val="19"/>
                 <w:szCs w:val="19"/>
               </w:rPr>
-              <w:t xml:space="preserve">1</w:t>
+              <w:t xml:space="preserve">6</w:t>
             </w:r>
           </w:p>
         </w:tc>
@@ -3194,76 +3529,76 @@
                 <w:sz w:val="19"/>
                 <w:szCs w:val="19"/>
               </w:rPr>
-              <w:t xml:space="preserve">2</w:t>
-            </w:r>
-          </w:p>
-        </w:tc>
-        <w:tc>
-          <w:tcPr>
-            <w:tcW w:type="dxa" w:w="1250"/>
-            <w:tcMar>
-              <w:top w:type="dxa" w:w="90"/>
-              <w:left w:type="dxa" w:w="120"/>
-              <w:bottom w:type="dxa" w:w="90"/>
-              <w:right w:type="dxa" w:w="120"/>
-            </w:tcMar>
-          </w:tcPr>
-          <w:p>
-            <w:r>
-              <w:rPr>
-                <w:color w:val="767171"/>
-                <w:sz w:val="19"/>
-                <w:szCs w:val="19"/>
-              </w:rPr>
-              <w:t xml:space="preserve"> </w:t>
-            </w:r>
-          </w:p>
-        </w:tc>
-        <w:tc>
-          <w:tcPr>
-            <w:tcW w:type="dxa" w:w="1600"/>
-            <w:tcMar>
-              <w:top w:type="dxa" w:w="90"/>
-              <w:left w:type="dxa" w:w="120"/>
-              <w:bottom w:type="dxa" w:w="90"/>
-              <w:right w:type="dxa" w:w="120"/>
-            </w:tcMar>
-          </w:tcPr>
-          <w:p>
-            <w:r>
-              <w:rPr>
-                <w:color w:val="767171"/>
-                <w:sz w:val="19"/>
-                <w:szCs w:val="19"/>
-              </w:rPr>
-              <w:t xml:space="preserve"> </w:t>
-            </w:r>
-          </w:p>
-        </w:tc>
-        <w:tc>
-          <w:tcPr>
-            <w:tcW w:type="dxa" w:w="1150"/>
-            <w:tcMar>
-              <w:top w:type="dxa" w:w="90"/>
-              <w:left w:type="dxa" w:w="120"/>
-              <w:bottom w:type="dxa" w:w="90"/>
-              <w:right w:type="dxa" w:w="120"/>
-            </w:tcMar>
-          </w:tcPr>
-          <w:p>
-            <w:r>
-              <w:rPr>
-                <w:color w:val="767171"/>
-                <w:sz w:val="19"/>
-                <w:szCs w:val="19"/>
-              </w:rPr>
-              <w:t xml:space="preserve"> </w:t>
-            </w:r>
-          </w:p>
-        </w:tc>
-        <w:tc>
-          <w:tcPr>
-            <w:tcW w:type="dxa" w:w="1760"/>
+              <w:t xml:space="preserve">3.75</w:t>
+            </w:r>
+          </w:p>
+        </w:tc>
+        <w:tc>
+          <w:tcPr>
+            <w:tcW w:type="dxa" w:w="1500"/>
+            <w:tcMar>
+              <w:top w:type="dxa" w:w="90"/>
+              <w:left w:type="dxa" w:w="120"/>
+              <w:bottom w:type="dxa" w:w="90"/>
+              <w:right w:type="dxa" w:w="120"/>
+            </w:tcMar>
+          </w:tcPr>
+          <w:p>
+            <w:r>
+              <w:rPr>
+                <w:color w:val="767171"/>
+                <w:sz w:val="19"/>
+                <w:szCs w:val="19"/>
+              </w:rPr>
+              <w:t xml:space="preserve"> </w:t>
+            </w:r>
+          </w:p>
+        </w:tc>
+        <w:tc>
+          <w:tcPr>
+            <w:tcW w:type="dxa" w:w="1350"/>
+            <w:tcMar>
+              <w:top w:type="dxa" w:w="90"/>
+              <w:left w:type="dxa" w:w="120"/>
+              <w:bottom w:type="dxa" w:w="90"/>
+              <w:right w:type="dxa" w:w="120"/>
+            </w:tcMar>
+          </w:tcPr>
+          <w:p>
+            <w:r>
+              <w:rPr>
+                <w:color w:val="767171"/>
+                <w:sz w:val="19"/>
+                <w:szCs w:val="19"/>
+              </w:rPr>
+              <w:t xml:space="preserve"> </w:t>
+            </w:r>
+          </w:p>
+        </w:tc>
+        <w:tc>
+          <w:tcPr>
+            <w:tcW w:type="dxa" w:w="1350"/>
+            <w:tcMar>
+              <w:top w:type="dxa" w:w="90"/>
+              <w:left w:type="dxa" w:w="120"/>
+              <w:bottom w:type="dxa" w:w="90"/>
+              <w:right w:type="dxa" w:w="120"/>
+            </w:tcMar>
+          </w:tcPr>
+          <w:p>
+            <w:r>
+              <w:rPr>
+                <w:color w:val="767171"/>
+                <w:sz w:val="19"/>
+                <w:szCs w:val="19"/>
+              </w:rPr>
+              <w:t xml:space="preserve"> </w:t>
+            </w:r>
+          </w:p>
+        </w:tc>
+        <w:tc>
+          <w:tcPr>
+            <w:tcW w:type="dxa" w:w="1560"/>
             <w:tcMar>
               <w:top w:type="dxa" w:w="90"/>
               <w:left w:type="dxa" w:w="120"/>
@@ -3305,7 +3640,7 @@
                 <w:sz w:val="19"/>
                 <w:szCs w:val="19"/>
               </w:rPr>
-              <w:t xml:space="preserve">S5</w:t>
+              <w:t xml:space="preserve">C8</w:t>
             </w:r>
           </w:p>
         </w:tc>
@@ -3327,7 +3662,7 @@
                 <w:sz w:val="19"/>
                 <w:szCs w:val="19"/>
               </w:rPr>
-              <w:t xml:space="preserve">5</w:t>
+              <w:t xml:space="preserve">8</w:t>
             </w:r>
           </w:p>
         </w:tc>
@@ -3349,13 +3684,13 @@
                 <w:sz w:val="19"/>
                 <w:szCs w:val="19"/>
               </w:rPr>
-              <w:t xml:space="preserve">1</w:t>
-            </w:r>
-          </w:p>
-        </w:tc>
-        <w:tc>
-          <w:tcPr>
-            <w:tcW w:type="dxa" w:w="1250"/>
+              <w:t xml:space="preserve">3.75</w:t>
+            </w:r>
+          </w:p>
+        </w:tc>
+        <w:tc>
+          <w:tcPr>
+            <w:tcW w:type="dxa" w:w="1500"/>
             <w:shd w:fill="F2F2F2" w:color="auto" w:val="clear"/>
             <w:tcMar>
               <w:top w:type="dxa" w:w="90"/>
@@ -3377,7 +3712,7 @@
         </w:tc>
         <w:tc>
           <w:tcPr>
-            <w:tcW w:type="dxa" w:w="1600"/>
+            <w:tcW w:type="dxa" w:w="1350"/>
             <w:shd w:fill="F2F2F2" w:color="auto" w:val="clear"/>
             <w:tcMar>
               <w:top w:type="dxa" w:w="90"/>
@@ -3399,7 +3734,7 @@
         </w:tc>
         <w:tc>
           <w:tcPr>
-            <w:tcW w:type="dxa" w:w="1150"/>
+            <w:tcW w:type="dxa" w:w="1350"/>
             <w:shd w:fill="F2F2F2" w:color="auto" w:val="clear"/>
             <w:tcMar>
               <w:top w:type="dxa" w:w="90"/>
@@ -3421,7 +3756,7 @@
         </w:tc>
         <w:tc>
           <w:tcPr>
-            <w:tcW w:type="dxa" w:w="1760"/>
+            <w:tcW w:type="dxa" w:w="1560"/>
             <w:shd w:fill="F2F2F2" w:color="auto" w:val="clear"/>
             <w:tcMar>
               <w:top w:type="dxa" w:w="90"/>
@@ -3480,101 +3815,101 @@
           <w:p>
             <w:r>
               <w:rPr>
+                <w:color w:val="767171"/>
+                <w:sz w:val="19"/>
+                <w:szCs w:val="19"/>
+              </w:rPr>
+              <w:t xml:space="preserve"> </w:t>
+            </w:r>
+          </w:p>
+        </w:tc>
+        <w:tc>
+          <w:tcPr>
+            <w:tcW w:type="dxa" w:w="1150"/>
+            <w:tcMar>
+              <w:top w:type="dxa" w:w="90"/>
+              <w:left w:type="dxa" w:w="120"/>
+              <w:bottom w:type="dxa" w:w="90"/>
+              <w:right w:type="dxa" w:w="120"/>
+            </w:tcMar>
+          </w:tcPr>
+          <w:p>
+            <w:r>
+              <w:rPr>
                 <w:color w:val="000000"/>
                 <w:sz w:val="19"/>
                 <w:szCs w:val="19"/>
               </w:rPr>
-              <w:t xml:space="preserve">1</w:t>
-            </w:r>
-          </w:p>
-        </w:tc>
-        <w:tc>
-          <w:tcPr>
-            <w:tcW w:type="dxa" w:w="1150"/>
-            <w:tcMar>
-              <w:top w:type="dxa" w:w="90"/>
-              <w:left w:type="dxa" w:w="120"/>
-              <w:bottom w:type="dxa" w:w="90"/>
-              <w:right w:type="dxa" w:w="120"/>
-            </w:tcMar>
-          </w:tcPr>
-          <w:p>
-            <w:r>
-              <w:rPr>
-                <w:color w:val="767171"/>
-                <w:sz w:val="19"/>
-                <w:szCs w:val="19"/>
-              </w:rPr>
-              <w:t xml:space="preserve"> </w:t>
-            </w:r>
-          </w:p>
-        </w:tc>
-        <w:tc>
-          <w:tcPr>
-            <w:tcW w:type="dxa" w:w="1250"/>
-            <w:tcMar>
-              <w:top w:type="dxa" w:w="90"/>
-              <w:left w:type="dxa" w:w="120"/>
-              <w:bottom w:type="dxa" w:w="90"/>
-              <w:right w:type="dxa" w:w="120"/>
-            </w:tcMar>
-          </w:tcPr>
-          <w:p>
-            <w:r>
-              <w:rPr>
-                <w:color w:val="767171"/>
-                <w:sz w:val="19"/>
-                <w:szCs w:val="19"/>
-              </w:rPr>
-              <w:t xml:space="preserve"> </w:t>
-            </w:r>
-          </w:p>
-        </w:tc>
-        <w:tc>
-          <w:tcPr>
-            <w:tcW w:type="dxa" w:w="1600"/>
-            <w:tcMar>
-              <w:top w:type="dxa" w:w="90"/>
-              <w:left w:type="dxa" w:w="120"/>
-              <w:bottom w:type="dxa" w:w="90"/>
-              <w:right w:type="dxa" w:w="120"/>
-            </w:tcMar>
-          </w:tcPr>
-          <w:p>
-            <w:r>
-              <w:rPr>
-                <w:color w:val="767171"/>
-                <w:sz w:val="19"/>
-                <w:szCs w:val="19"/>
-              </w:rPr>
-              <w:t xml:space="preserve"> </w:t>
-            </w:r>
-          </w:p>
-        </w:tc>
-        <w:tc>
-          <w:tcPr>
-            <w:tcW w:type="dxa" w:w="1150"/>
-            <w:tcMar>
-              <w:top w:type="dxa" w:w="90"/>
-              <w:left w:type="dxa" w:w="120"/>
-              <w:bottom w:type="dxa" w:w="90"/>
-              <w:right w:type="dxa" w:w="120"/>
-            </w:tcMar>
-          </w:tcPr>
-          <w:p>
-            <w:r>
-              <w:rPr>
-                <w:color w:val="767171"/>
-                <w:sz w:val="19"/>
-                <w:szCs w:val="19"/>
-              </w:rPr>
-              <w:t xml:space="preserve"> </w:t>
-            </w:r>
-          </w:p>
-        </w:tc>
-        <w:tc>
-          <w:tcPr>
-            <w:tcW w:type="dxa" w:w="1760"/>
+              <w:t xml:space="preserve">3.75</w:t>
+            </w:r>
+          </w:p>
+        </w:tc>
+        <w:tc>
+          <w:tcPr>
+            <w:tcW w:type="dxa" w:w="1500"/>
+            <w:tcMar>
+              <w:top w:type="dxa" w:w="90"/>
+              <w:left w:type="dxa" w:w="120"/>
+              <w:bottom w:type="dxa" w:w="90"/>
+              <w:right w:type="dxa" w:w="120"/>
+            </w:tcMar>
+          </w:tcPr>
+          <w:p>
+            <w:r>
+              <w:rPr>
+                <w:color w:val="767171"/>
+                <w:sz w:val="19"/>
+                <w:szCs w:val="19"/>
+              </w:rPr>
+              <w:t xml:space="preserve"> </w:t>
+            </w:r>
+          </w:p>
+        </w:tc>
+        <w:tc>
+          <w:tcPr>
+            <w:tcW w:type="dxa" w:w="1350"/>
+            <w:tcMar>
+              <w:top w:type="dxa" w:w="90"/>
+              <w:left w:type="dxa" w:w="120"/>
+              <w:bottom w:type="dxa" w:w="90"/>
+              <w:right w:type="dxa" w:w="120"/>
+            </w:tcMar>
+          </w:tcPr>
+          <w:p>
+            <w:r>
+              <w:rPr>
+                <w:color w:val="767171"/>
+                <w:sz w:val="19"/>
+                <w:szCs w:val="19"/>
+              </w:rPr>
+              <w:t xml:space="preserve"> </w:t>
+            </w:r>
+          </w:p>
+        </w:tc>
+        <w:tc>
+          <w:tcPr>
+            <w:tcW w:type="dxa" w:w="1350"/>
+            <w:tcMar>
+              <w:top w:type="dxa" w:w="90"/>
+              <w:left w:type="dxa" w:w="120"/>
+              <w:bottom w:type="dxa" w:w="90"/>
+              <w:right w:type="dxa" w:w="120"/>
+            </w:tcMar>
+          </w:tcPr>
+          <w:p>
+            <w:r>
+              <w:rPr>
+                <w:color w:val="767171"/>
+                <w:sz w:val="19"/>
+                <w:szCs w:val="19"/>
+              </w:rPr>
+              <w:t xml:space="preserve"> </w:t>
+            </w:r>
+          </w:p>
+        </w:tc>
+        <w:tc>
+          <w:tcPr>
+            <w:tcW w:type="dxa" w:w="1560"/>
             <w:tcMar>
               <w:top w:type="dxa" w:w="90"/>
               <w:left w:type="dxa" w:w="120"/>
@@ -3616,7 +3951,7 @@
                 <w:sz w:val="19"/>
                 <w:szCs w:val="19"/>
               </w:rPr>
-              <w:t xml:space="preserve">My choice</w:t>
+              <w:t xml:space="preserve">B2_5</w:t>
             </w:r>
           </w:p>
         </w:tc>
@@ -3634,11 +3969,11 @@
           <w:p>
             <w:r>
               <w:rPr>
-                <w:color w:val="767171"/>
-                <w:sz w:val="19"/>
-                <w:szCs w:val="19"/>
-              </w:rPr>
-              <w:t xml:space="preserve"> </w:t>
+                <w:color w:val="000000"/>
+                <w:sz w:val="19"/>
+                <w:szCs w:val="19"/>
+              </w:rPr>
+              <w:t xml:space="preserve">4</w:t>
             </w:r>
           </w:p>
         </w:tc>
@@ -3656,17 +3991,17 @@
           <w:p>
             <w:r>
               <w:rPr>
-                <w:color w:val="767171"/>
-                <w:sz w:val="19"/>
-                <w:szCs w:val="19"/>
-              </w:rPr>
-              <w:t xml:space="preserve"> </w:t>
-            </w:r>
-          </w:p>
-        </w:tc>
-        <w:tc>
-          <w:tcPr>
-            <w:tcW w:type="dxa" w:w="1250"/>
+                <w:color w:val="000000"/>
+                <w:sz w:val="19"/>
+                <w:szCs w:val="19"/>
+              </w:rPr>
+              <w:t xml:space="preserve">2.5</w:t>
+            </w:r>
+          </w:p>
+        </w:tc>
+        <w:tc>
+          <w:tcPr>
+            <w:tcW w:type="dxa" w:w="1500"/>
             <w:shd w:fill="F2F2F2" w:color="auto" w:val="clear"/>
             <w:tcMar>
               <w:top w:type="dxa" w:w="90"/>
@@ -3688,7 +4023,7 @@
         </w:tc>
         <w:tc>
           <w:tcPr>
-            <w:tcW w:type="dxa" w:w="1600"/>
+            <w:tcW w:type="dxa" w:w="1350"/>
             <w:shd w:fill="F2F2F2" w:color="auto" w:val="clear"/>
             <w:tcMar>
               <w:top w:type="dxa" w:w="90"/>
@@ -3710,30 +4045,182 @@
         </w:tc>
         <w:tc>
           <w:tcPr>
+            <w:tcW w:type="dxa" w:w="1350"/>
+            <w:shd w:fill="F2F2F2" w:color="auto" w:val="clear"/>
+            <w:tcMar>
+              <w:top w:type="dxa" w:w="90"/>
+              <w:left w:type="dxa" w:w="120"/>
+              <w:bottom w:type="dxa" w:w="90"/>
+              <w:right w:type="dxa" w:w="120"/>
+            </w:tcMar>
+          </w:tcPr>
+          <w:p>
+            <w:r>
+              <w:rPr>
+                <w:color w:val="767171"/>
+                <w:sz w:val="19"/>
+                <w:szCs w:val="19"/>
+              </w:rPr>
+              <w:t xml:space="preserve"> </w:t>
+            </w:r>
+          </w:p>
+        </w:tc>
+        <w:tc>
+          <w:tcPr>
+            <w:tcW w:type="dxa" w:w="1560"/>
+            <w:shd w:fill="F2F2F2" w:color="auto" w:val="clear"/>
+            <w:tcMar>
+              <w:top w:type="dxa" w:w="90"/>
+              <w:left w:type="dxa" w:w="120"/>
+              <w:bottom w:type="dxa" w:w="90"/>
+              <w:right w:type="dxa" w:w="120"/>
+            </w:tcMar>
+          </w:tcPr>
+          <w:p>
+            <w:r>
+              <w:rPr>
+                <w:color w:val="767171"/>
+                <w:sz w:val="19"/>
+                <w:szCs w:val="19"/>
+              </w:rPr>
+              <w:t xml:space="preserve"> </w:t>
+            </w:r>
+          </w:p>
+        </w:tc>
+      </w:tr>
+      <w:tr>
+        <w:trPr>
+          <w:cantSplit/>
+        </w:trPr>
+        <w:tc>
+          <w:tcPr>
+            <w:tcW w:type="dxa" w:w="1300"/>
+            <w:tcMar>
+              <w:top w:type="dxa" w:w="90"/>
+              <w:left w:type="dxa" w:w="120"/>
+              <w:bottom w:type="dxa" w:w="90"/>
+              <w:right w:type="dxa" w:w="120"/>
+            </w:tcMar>
+          </w:tcPr>
+          <w:p>
+            <w:r>
+              <w:rPr>
+                <w:color w:val="000000"/>
+                <w:sz w:val="19"/>
+                <w:szCs w:val="19"/>
+              </w:rPr>
+              <w:t xml:space="preserve">My choice</w:t>
+            </w:r>
+          </w:p>
+        </w:tc>
+        <w:tc>
+          <w:tcPr>
             <w:tcW w:type="dxa" w:w="1150"/>
-            <w:shd w:fill="F2F2F2" w:color="auto" w:val="clear"/>
-            <w:tcMar>
-              <w:top w:type="dxa" w:w="90"/>
-              <w:left w:type="dxa" w:w="120"/>
-              <w:bottom w:type="dxa" w:w="90"/>
-              <w:right w:type="dxa" w:w="120"/>
-            </w:tcMar>
-          </w:tcPr>
-          <w:p>
-            <w:r>
-              <w:rPr>
-                <w:color w:val="767171"/>
-                <w:sz w:val="19"/>
-                <w:szCs w:val="19"/>
-              </w:rPr>
-              <w:t xml:space="preserve"> </w:t>
-            </w:r>
-          </w:p>
-        </w:tc>
-        <w:tc>
-          <w:tcPr>
-            <w:tcW w:type="dxa" w:w="1760"/>
-            <w:shd w:fill="F2F2F2" w:color="auto" w:val="clear"/>
+            <w:tcMar>
+              <w:top w:type="dxa" w:w="90"/>
+              <w:left w:type="dxa" w:w="120"/>
+              <w:bottom w:type="dxa" w:w="90"/>
+              <w:right w:type="dxa" w:w="120"/>
+            </w:tcMar>
+          </w:tcPr>
+          <w:p>
+            <w:r>
+              <w:rPr>
+                <w:color w:val="767171"/>
+                <w:sz w:val="19"/>
+                <w:szCs w:val="19"/>
+              </w:rPr>
+              <w:t xml:space="preserve"> </w:t>
+            </w:r>
+          </w:p>
+        </w:tc>
+        <w:tc>
+          <w:tcPr>
+            <w:tcW w:type="dxa" w:w="1150"/>
+            <w:tcMar>
+              <w:top w:type="dxa" w:w="90"/>
+              <w:left w:type="dxa" w:w="120"/>
+              <w:bottom w:type="dxa" w:w="90"/>
+              <w:right w:type="dxa" w:w="120"/>
+            </w:tcMar>
+          </w:tcPr>
+          <w:p>
+            <w:r>
+              <w:rPr>
+                <w:color w:val="767171"/>
+                <w:sz w:val="19"/>
+                <w:szCs w:val="19"/>
+              </w:rPr>
+              <w:t xml:space="preserve"> </w:t>
+            </w:r>
+          </w:p>
+        </w:tc>
+        <w:tc>
+          <w:tcPr>
+            <w:tcW w:type="dxa" w:w="1500"/>
+            <w:tcMar>
+              <w:top w:type="dxa" w:w="90"/>
+              <w:left w:type="dxa" w:w="120"/>
+              <w:bottom w:type="dxa" w:w="90"/>
+              <w:right w:type="dxa" w:w="120"/>
+            </w:tcMar>
+          </w:tcPr>
+          <w:p>
+            <w:r>
+              <w:rPr>
+                <w:color w:val="767171"/>
+                <w:sz w:val="19"/>
+                <w:szCs w:val="19"/>
+              </w:rPr>
+              <w:t xml:space="preserve"> </w:t>
+            </w:r>
+          </w:p>
+        </w:tc>
+        <w:tc>
+          <w:tcPr>
+            <w:tcW w:type="dxa" w:w="1350"/>
+            <w:tcMar>
+              <w:top w:type="dxa" w:w="90"/>
+              <w:left w:type="dxa" w:w="120"/>
+              <w:bottom w:type="dxa" w:w="90"/>
+              <w:right w:type="dxa" w:w="120"/>
+            </w:tcMar>
+          </w:tcPr>
+          <w:p>
+            <w:r>
+              <w:rPr>
+                <w:color w:val="767171"/>
+                <w:sz w:val="19"/>
+                <w:szCs w:val="19"/>
+              </w:rPr>
+              <w:t xml:space="preserve"> </w:t>
+            </w:r>
+          </w:p>
+        </w:tc>
+        <w:tc>
+          <w:tcPr>
+            <w:tcW w:type="dxa" w:w="1350"/>
+            <w:tcMar>
+              <w:top w:type="dxa" w:w="90"/>
+              <w:left w:type="dxa" w:w="120"/>
+              <w:bottom w:type="dxa" w:w="90"/>
+              <w:right w:type="dxa" w:w="120"/>
+            </w:tcMar>
+          </w:tcPr>
+          <w:p>
+            <w:r>
+              <w:rPr>
+                <w:color w:val="767171"/>
+                <w:sz w:val="19"/>
+                <w:szCs w:val="19"/>
+              </w:rPr>
+              <w:t xml:space="preserve"> </w:t>
+            </w:r>
+          </w:p>
+        </w:tc>
+        <w:tc>
+          <w:tcPr>
+            <w:tcW w:type="dxa" w:w="1560"/>
             <w:tcMar>
               <w:top w:type="dxa" w:w="90"/>
               <w:left w:type="dxa" w:w="120"/>
@@ -3767,7 +4254,7 @@
           <w:sz w:val="19"/>
           <w:szCs w:val="19"/>
         </w:rPr>
-        <w:t xml:space="preserve">Table 4. Sensitivity. My BYU ID ends in __, so Line_Weight = 0.005 × __ = ______.</w:t>
+        <w:t xml:space="preserve">Table 4. Sensitivity. My BYU ID ends in __, so Cutoff_Minutes = 4 + 0.04 × __ = ______.</w:t>
       </w:r>
     </w:p>
     <w:p>
@@ -3783,7 +4270,7 @@
           <w:sz w:val="22"/>
           <w:szCs w:val="22"/>
         </w:rPr>
-        <w:t xml:space="preserve">Which weight moved the route, and which barely did — and why? Look at where the baseline runs. (2 points)</w:t>
+        <w:t xml:space="preserve">How does the share outside respond to the standard, and between which two cutoffs does it fall fastest? What does that say about where the stations are? (2 points)</w:t>
       </w:r>
     </w:p>
     <w:p>
@@ -3813,7 +4300,7 @@
           <w:sz w:val="22"/>
           <w:szCs w:val="22"/>
         </w:rPr>
-        <w:t xml:space="preserve">How much longer than the 52.79 km straight line is your route, and what is it buying with the extra kilometers? (2 points)</w:t>
+        <w:t xml:space="preserve">Why do the buffer and the network disagree, and where? Name the two places from Figures 3 and 4. (2 points)</w:t>
       </w:r>
     </w:p>
     <w:p>
@@ -3843,7 +4330,7 @@
           <w:sz w:val="22"/>
           <w:szCs w:val="22"/>
         </w:rPr>
-        <w:t xml:space="preserve">What does the cost surface leave out — right-of-way, landowners, public opinion, line capacity — and what would you add? (2 points)</w:t>
+        <w:t xml:space="preserve">What does the model leave out — typical rather than emergency speeds, a 2022 stations layer, people counted where they sleep, blocks counted by their center — which way would each move your share, and what data would fix the one that matters most? (2 points)</w:t>
       </w:r>
     </w:p>
     <w:p>
@@ -3893,7 +4380,7 @@
           <w:sz w:val="19"/>
           <w:szCs w:val="19"/>
         </w:rPr>
-        <w:t xml:space="preserve">Both maps are full-page, 8.5 × 11. Put each on its own page. Use the same color for the baseline route on both, so a reader can compare them.</w:t>
+        <w:t xml:space="preserve">Both maps are full-page, 8.5 × 11. Put each on its own page. Use the same color for the four-minute area on both, so a reader can compare them.</w:t>
       </w:r>
     </w:p>
     <w:p>
@@ -3908,7 +4395,7 @@
           <w:sz w:val="19"/>
           <w:szCs w:val="19"/>
         </w:rPr>
-        <w:t xml:space="preserve">Must carry: title, neat line, north arrow and scale bar; a text box with author, date, map projection, and the sources and dates of the data; the route and the two substations with a legend; existing lines, major roads, cities and major lakes; an inset of the cost surface with its legend; an imagery basemap.</w:t>
+        <w:t xml:space="preserve">Must carry: title, neat line, north arrow and scale bar; a text box with author, date, map projection, and the sources and dates of the data; the two service-area rings and the unserved blocks with a legend; the stations, the county and the cities readable; the headline numbers on the map; an imagery basemap.</w:t>
       </w:r>
     </w:p>
     <w:tbl>
@@ -3969,7 +4456,7 @@
           <w:sz w:val="19"/>
           <w:szCs w:val="19"/>
         </w:rPr>
-        <w:t xml:space="preserve">Map 1. Baseline — the least-cost route at weights 1 and 1, with the cost surface as an inset.</w:t>
+        <w:t xml:space="preserve">Map 1. Fire response coverage — the 0–4 and 4–8 minute areas, the blocks outside four minutes, and the stations.</w:t>
       </w:r>
     </w:p>
     <w:p>
@@ -3989,7 +4476,7 @@
           <w:sz w:val="19"/>
           <w:szCs w:val="19"/>
         </w:rPr>
-        <w:t xml:space="preserve">Must carry: the baseline, your personal route and one other run, each in the legend; the endpoints and the existing lines; title, neat line, north arrow and scale bar; a text box with author, date, projection and sources; the title and text box say what changed from Map 1 and why this run was chosen.</w:t>
+        <w:t xml:space="preserve">Must carry: the buffer and the network area, each in the legend; the blocks the buffer counts as covered that the network does not, highlighted; title, neat line, north arrow and scale bar; a text box with author, date, projection and sources; the title and text box say what changed from Map 1 and give both populations.</w:t>
       </w:r>
     </w:p>
     <w:tbl>
@@ -4050,7 +4537,7 @@
           <w:sz w:val="19"/>
           <w:szCs w:val="19"/>
         </w:rPr>
-        <w:t xml:space="preserve">Map 2. My route and one other run beside the baseline.</w:t>
+        <w:t xml:space="preserve">Map 2. Straight line versus network — the 3.75 km buffer and the four-minute area, with the blocks the buffer claims and the roads do not.</w:t>
       </w:r>
     </w:p>
     <w:p>
@@ -4086,7 +4573,7 @@
           <w:sz w:val="19"/>
           <w:szCs w:val="19"/>
         </w:rPr>
-        <w:t xml:space="preserve">Rubric: sources credited (part of the point for organized writing). Credit the elevation, the UGRC layers, the basemap and anything else you relied on.</w:t>
+        <w:t xml:space="preserve">Rubric: sources credited (part of the point for organized writing). Credit the UGRC network, stations and blocks, the Census, the basemap and anything else you relied on.</w:t>
       </w:r>
     </w:p>
     <w:p>
@@ -4131,7 +4618,7 @@
           <w:sz w:val="19"/>
           <w:szCs w:val="19"/>
         </w:rPr>
-        <w:t xml:space="preserve">Course policy: one line saying what you used AI for. If you used none, say that. Expressions, score tables, coordinate systems and lengths come from your own work, never from a model. You do the work in ArcGIS Pro yourself: AI may not run it for you, put facts in your report you did not find, or redraw or “enhance” your figures (see the course AI policy).</w:t>
+        <w:t xml:space="preserve">Course policy: one line saying what you used AI for. If you used none, say that. Cutoffs, counts, coordinate systems and areas come from your own work, never from a model. You do the work in ArcGIS Pro yourself: AI may not run it for you, put facts in your report you did not find, or redraw or “enhance” your figures (see the course AI policy).</w:t>
       </w:r>
     </w:p>
     <w:p>
@@ -4355,7 +4842,7 @@
                 <w:sz w:val="17"/>
                 <w:szCs w:val="17"/>
               </w:rPr>
-              <w:t xml:space="preserve">The three metadata values — the Roads "Last Update" date, what the municipal boundaries are for, what the power-line metadata does and does not say — and what each means for your route (2)</w:t>
+              <w:t xml:space="preserve">The three metadata values — the stations' "Last Update" date, what UGRC's minutes were estimated from, what the blocks layer's description says — and what each means for your count (2)</w:t>
             </w:r>
           </w:p>
           <w:p>
@@ -4372,7 +4859,7 @@
                 <w:sz w:val="17"/>
                 <w:szCs w:val="17"/>
               </w:rPr>
-              <w:t xml:space="preserve">Your check values from Steps 1 to 7: the selection counts, the cost range, and the route's length, accumulated cost and crossings (1)</w:t>
+              <w:t xml:space="preserve">Your check values from Steps 0 to 6: the layer counts, the one-way count, the served area, the people and blocks outside at four minutes, the buffer's area and people (1)</w:t>
             </w:r>
           </w:p>
           <w:p>
@@ -4389,7 +4876,7 @@
                 <w:sz w:val="17"/>
                 <w:szCs w:val="17"/>
               </w:rPr>
-              <w:t xml:space="preserve">Where the route is unrealistic: two places on your route, each with coordinates, a cropped figure and the reason, and what data would fix it (3)</w:t>
+              <w:t xml:space="preserve">Where the straight line is wrong: two places on your map, each with coordinates, a cropped figure and the reason (3)</w:t>
             </w:r>
           </w:p>
           <w:p>
@@ -4504,7 +4991,7 @@
                 <w:sz w:val="17"/>
                 <w:szCs w:val="17"/>
               </w:rPr>
-              <w:t xml:space="preserve">The model runs from its tool dialog and, at the defaults, matches the check values: a 56.09 km route, 744,018 at the destination, 4 crossings (4)</w:t>
+              <w:t xml:space="preserve">The model runs from its tool dialog and, at the defaults, matches the check values: 194.85 km² served, 379,054 people outside, 23,203 outside the buffer (4)</w:t>
             </w:r>
           </w:p>
           <w:p>
@@ -4538,7 +5025,7 @@
                 <w:sz w:val="17"/>
                 <w:szCs w:val="17"/>
               </w:rPr>
-              <w:t xml:space="preserve">A screen capture of the tool dialog with the two weights and the route exposed as parameters, and Lab11.atbx uploaded (2)</w:t>
+              <w:t xml:space="preserve">A screen capture of the tool dialog with the cutoff and the buffer distance exposed as parameters, and Lab11.atbx uploaded (2)</w:t>
             </w:r>
           </w:p>
           <w:p>
@@ -4555,7 +5042,7 @@
                 <w:sz w:val="17"/>
                 <w:szCs w:val="17"/>
               </w:rPr>
-              <w:t xml:space="preserve">A description of the model a reader could repeat from, with the Select expressions, the score tables and the cost expression (2)</w:t>
+              <w:t xml:space="preserve">A description of the model a reader could repeat from, with every tool's settings and every dataset (2)</w:t>
             </w:r>
           </w:p>
         </w:tc>
@@ -4636,7 +5123,7 @@
                 <w:sz w:val="19"/>
                 <w:szCs w:val="19"/>
               </w:rPr>
-              <w:t xml:space="preserve">Map 1 — your baseline route</w:t>
+              <w:t xml:space="preserve">Map 1 — fire response coverage</w:t>
             </w:r>
           </w:p>
           <w:p>
@@ -4687,7 +5174,7 @@
                 <w:sz w:val="17"/>
                 <w:szCs w:val="17"/>
               </w:rPr>
-              <w:t xml:space="preserve">The route and the two substations clearly symbolized, with a legend (2)</w:t>
+              <w:t xml:space="preserve">The 0–4 and 4–8 minute areas and the blocks outside four minutes symbolized, with a legend (2)</w:t>
             </w:r>
           </w:p>
           <w:p>
@@ -4704,7 +5191,7 @@
                 <w:sz w:val="17"/>
                 <w:szCs w:val="17"/>
               </w:rPr>
-              <w:t xml:space="preserve">Existing lines, major roads, cities and major lakes symbolized and readable (2)</w:t>
+              <w:t xml:space="preserve">The stations, the county and the cities readable against the basemap (2)</w:t>
             </w:r>
           </w:p>
           <w:p>
@@ -4721,7 +5208,7 @@
                 <w:sz w:val="17"/>
                 <w:szCs w:val="17"/>
               </w:rPr>
-              <w:t xml:space="preserve">An inset of the cost surface, the "virtual terrain", with its legend (2)</w:t>
+              <w:t xml:space="preserve">The headline numbers on the map: people outside four minutes and the share of the county (2)</w:t>
             </w:r>
           </w:p>
           <w:p>
@@ -4738,7 +5225,7 @@
                 <w:sz w:val="17"/>
                 <w:szCs w:val="17"/>
               </w:rPr>
-              <w:t xml:space="preserve">Imagery basemap, scale and legibility appropriate to the route (2)</w:t>
+              <w:t xml:space="preserve">Imagery basemap, scale and legibility appropriate to the county (2)</w:t>
             </w:r>
           </w:p>
         </w:tc>
@@ -4819,7 +5306,7 @@
                 <w:sz w:val="19"/>
                 <w:szCs w:val="19"/>
               </w:rPr>
-              <w:t xml:space="preserve">Map 2 — your route and one other run</w:t>
+              <w:t xml:space="preserve">Map 2 — straight line versus network</w:t>
             </w:r>
           </w:p>
           <w:p>
@@ -4870,7 +5357,7 @@
                 <w:sz w:val="17"/>
                 <w:szCs w:val="17"/>
               </w:rPr>
-              <w:t xml:space="preserve">The baseline, your personal route and one other run, each distinguishable in the legend (2)</w:t>
+              <w:t xml:space="preserve">The buffer and the network area both shown and distinguishable in the legend (2)</w:t>
             </w:r>
           </w:p>
           <w:p>
@@ -4887,7 +5374,7 @@
                 <w:sz w:val="17"/>
                 <w:szCs w:val="17"/>
               </w:rPr>
-              <w:t xml:space="preserve">The endpoints and the existing lines shown, so a reader can see what the routes follow (2)</w:t>
+              <w:t xml:space="preserve">The blocks the buffer counts as covered that the network does not, highlighted (2)</w:t>
             </w:r>
           </w:p>
           <w:p>
@@ -4904,7 +5391,7 @@
                 <w:sz w:val="17"/>
                 <w:szCs w:val="17"/>
               </w:rPr>
-              <w:t xml:space="preserve">Title and text box say what changed from Map 1 and why this run was chosen (2)</w:t>
+              <w:t xml:space="preserve">Title and text box say what changed from Map 1 and give both counts of people outside (2)</w:t>
             </w:r>
           </w:p>
           <w:p>
@@ -5019,7 +5506,7 @@
                 <w:sz w:val="17"/>
                 <w:szCs w:val="17"/>
               </w:rPr>
-              <w:t xml:space="preserve">One table with the baseline and at least five runs — including your BYU ID's last two digits and Line_Weight — giving the weights, length, accumulated cost, crossings and the largest distance from the baseline (4)</w:t>
+              <w:t xml:space="preserve">One table with the baseline and at least five runs — including your BYU ID's last two digits and cutoff — giving the cutoff, the buffer distance, the served area, the blocks and people outside and the share (4)</w:t>
             </w:r>
           </w:p>
           <w:p>
@@ -5036,7 +5523,7 @@
                 <w:sz w:val="17"/>
                 <w:szCs w:val="17"/>
               </w:rPr>
-              <w:t xml:space="preserve">Which weight moved the route and which barely did, and why (2)</w:t>
+              <w:t xml:space="preserve">How the share responds to the standard, and between which cutoffs it falls fastest (2)</w:t>
             </w:r>
           </w:p>
           <w:p>
@@ -5053,7 +5540,7 @@
                 <w:sz w:val="17"/>
                 <w:szCs w:val="17"/>
               </w:rPr>
-              <w:t xml:space="preserve">How much longer than the straight line your route is, and what the extra kilometers buy (2)</w:t>
+              <w:t xml:space="preserve">Why the buffer and the network disagree: the people the buffer claims and the roads do not reach, and what the roads do at your two places (2)</w:t>
             </w:r>
           </w:p>
           <w:p>
@@ -5070,7 +5557,7 @@
                 <w:sz w:val="17"/>
                 <w:szCs w:val="17"/>
               </w:rPr>
-              <w:t xml:space="preserve">What the cost surface leaves out, and what you would add (2)</w:t>
+              <w:t xml:space="preserve">What the model leaves out, which way each would move your share, and what data would fix the one that matters most (2)</w:t>
             </w:r>
           </w:p>
         </w:tc>
